--- a/4.质量管理/2.运行记录类文件/040201-内部审核计划.docx
+++ b/4.质量管理/2.运行记录类文件/040201-内部审核计划.docx
@@ -9,6 +9,7 @@
       <w:r>
         <w:pict>
           <v:shape id="_x0000_s1025" o:spid="_x0000_s1025" style="position:absolute;left:0pt;margin-left:9.1pt;margin-top:53pt;height:0.85pt;width:482.05pt;z-index:251659264;mso-width-relative:page;mso-height-relative:page;" fillcolor="#000000" filled="t" stroked="f" coordsize="9640,17" path="m0,0l9640,0,9640,16,0,16,0,0xe">
+            <v:path/>
             <v:fill on="t" focussize="0,0"/>
             <v:stroke on="f"/>
             <v:imagedata o:title=""/>
@@ -767,7 +768,7 @@
               <w:rPr>
                 <w:spacing w:val="-2"/>
               </w:rPr>
-              <w:t>首次会议时间：2025 年</w:t>
+              <w:t>首次会议时间：2025年</w:t>
             </w:r>
             <w:r>
               <w:rPr>
@@ -1389,6 +1390,7 @@
       <w:r>
         <w:pict>
           <v:shape id="_x0000_s1026" o:spid="_x0000_s1026" style="position:absolute;left:0pt;margin-left:15.8pt;margin-top:0.75pt;height:0.85pt;width:482.05pt;z-index:251660288;mso-width-relative:page;mso-height-relative:page;" fillcolor="#000000" filled="t" stroked="f" coordsize="9640,17" path="m0,0l9640,0,9640,16,0,16,0,0xe">
+            <v:path/>
             <v:fill on="t" focussize="0,0"/>
             <v:stroke on="f"/>
             <v:imagedata o:title=""/>
@@ -1727,12 +1729,8 @@
             <w:r>
               <w:t>全</w:t>
             </w:r>
-            <w:r>
-              <w:rPr>
-                <w:spacing w:val="9"/>
-              </w:rPr>
-              <w:t xml:space="preserve">  </w:t>
-            </w:r>
+            <w:bookmarkStart w:id="0" w:name="_GoBack"/>
+            <w:bookmarkEnd w:id="0"/>
             <w:r>
               <w:t>体</w:t>
             </w:r>
@@ -3215,12 +3213,7 @@
               <w:ind w:left="321"/>
             </w:pPr>
             <w:r>
-              <w:t>全</w:t>
-            </w:r>
-            <w:bookmarkStart w:id="0" w:name="_GoBack"/>
-            <w:bookmarkEnd w:id="0"/>
-            <w:r>
-              <w:t>体</w:t>
+              <w:t>全体</w:t>
             </w:r>
           </w:p>
         </w:tc>
@@ -3670,6 +3663,7 @@
     <w:r>
       <w:pict>
         <v:shape id="_x0000_s2049" o:spid="_x0000_s2049" style="position:absolute;left:0pt;margin-left:56.6pt;margin-top:95.6pt;height:0.85pt;width:482.05pt;mso-position-horizontal-relative:page;mso-position-vertical-relative:page;z-index:251659264;mso-width-relative:page;mso-height-relative:page;" fillcolor="#000000" filled="t" stroked="f" coordsize="9640,17" o:allowincell="f" path="m0,0l9640,0,9640,16,0,16,0,0xe">
+          <v:path/>
           <v:fill on="t" focussize="0,0"/>
           <v:stroke on="f"/>
           <v:imagedata o:title=""/>

--- a/4.质量管理/2.运行记录类文件/040201-内部审核计划.docx
+++ b/4.质量管理/2.运行记录类文件/040201-内部审核计划.docx
@@ -36,16 +36,8 @@
         </w:rPr>
         <w:t>中达丰集团有限公司</w:t>
       </w:r>
-      <w:r>
-        <w:rPr>
-          <w:rFonts w:hint="eastAsia" w:ascii="黑体" w:hAnsi="黑体" w:eastAsia="黑体" w:cs="黑体"/>
-          <w:spacing w:val="-2"/>
-          <w:sz w:val="36"/>
-          <w:szCs w:val="36"/>
-          <w:lang w:val="en-US" w:eastAsia="zh-CN"/>
-        </w:rPr>
-        <w:t>2025年</w:t>
-      </w:r>
+      <w:bookmarkStart w:id="0" w:name="_GoBack"/>
+      <w:bookmarkEnd w:id="0"/>
       <w:r>
         <w:rPr>
           <w:rFonts w:ascii="黑体" w:hAnsi="黑体" w:eastAsia="黑体" w:cs="黑体"/>
@@ -1727,12 +1719,7 @@
               <w:ind w:left="321"/>
             </w:pPr>
             <w:r>
-              <w:t>全</w:t>
-            </w:r>
-            <w:bookmarkStart w:id="0" w:name="_GoBack"/>
-            <w:bookmarkEnd w:id="0"/>
-            <w:r>
-              <w:t>体</w:t>
+              <w:t>全体</w:t>
             </w:r>
           </w:p>
         </w:tc>

--- a/4.质量管理/2.运行记录类文件/040201-内部审核计划.docx
+++ b/4.质量管理/2.运行记录类文件/040201-内部审核计划.docx
@@ -36,8 +36,6 @@
         </w:rPr>
         <w:t>中达丰集团有限公司</w:t>
       </w:r>
-      <w:bookmarkStart w:id="0" w:name="_GoBack"/>
-      <w:bookmarkEnd w:id="0"/>
       <w:r>
         <w:rPr>
           <w:rFonts w:ascii="黑体" w:hAnsi="黑体" w:eastAsia="黑体" w:cs="黑体"/>
@@ -162,12 +160,6 @@
               <w:t>为检查公司</w:t>
             </w:r>
             <w:r>
-              <w:rPr>
-                <w:spacing w:val="-15"/>
-              </w:rPr>
-              <w:t xml:space="preserve"> </w:t>
-            </w:r>
-            <w:r>
               <w:t>ITSS</w:t>
             </w:r>
             <w:r>
@@ -188,7 +180,7 @@
                 <w:sz w:val="22"/>
                 <w:szCs w:val="22"/>
               </w:rPr>
-              <w:t>GB/T 28827.1-2022</w:t>
+              <w:t>GB/T28827.1-2022</w:t>
             </w:r>
             <w:r>
               <w:rPr>
@@ -378,7 +370,25 @@
                 <w:sz w:val="22"/>
                 <w:szCs w:val="22"/>
               </w:rPr>
-              <w:t>1、GB/T 28827.1-2022《信息技术服务  运行维护  第</w:t>
+              <w:t>1、GB/T</w:t>
+            </w:r>
+            <w:r>
+              <w:rPr>
+                <w:rFonts w:hint="eastAsia"/>
+                <w:spacing w:val="-4"/>
+                <w:sz w:val="22"/>
+                <w:szCs w:val="22"/>
+                <w:lang w:val="en-US" w:eastAsia="zh-CN"/>
+              </w:rPr>
+              <w:t xml:space="preserve"> </w:t>
+            </w:r>
+            <w:r>
+              <w:rPr>
+                <w:spacing w:val="-4"/>
+                <w:sz w:val="22"/>
+                <w:szCs w:val="22"/>
+              </w:rPr>
+              <w:t>28827.1-2022《信息技术服务  运行维护  第</w:t>
             </w:r>
             <w:r>
               <w:rPr>
@@ -890,6 +900,14 @@
             </w:pPr>
             <w:r>
               <w:rPr>
+                <w:rFonts w:hint="eastAsia"/>
+                <w:spacing w:val="8"/>
+                <w:lang w:val="en-US" w:eastAsia="zh-CN"/>
+              </w:rPr>
+              <w:t>审核</w:t>
+            </w:r>
+            <w:r>
+              <w:rPr>
                 <w:spacing w:val="8"/>
               </w:rPr>
               <w:t>组长：</w:t>
@@ -915,9 +933,17 @@
             </w:pPr>
             <w:r>
               <w:rPr>
+                <w:rFonts w:hint="eastAsia"/>
                 <w:spacing w:val="8"/>
-              </w:rPr>
-              <w:t>组员：</w:t>
+                <w:lang w:val="en-US" w:eastAsia="zh-CN"/>
+              </w:rPr>
+              <w:t>审核成员</w:t>
+            </w:r>
+            <w:r>
+              <w:rPr>
+                <w:spacing w:val="8"/>
+              </w:rPr>
+              <w:t>：</w:t>
             </w:r>
             <w:r>
               <w:rPr>
@@ -991,28 +1017,12 @@
           </w:tcPr>
           <w:p>
             <w:pPr>
-              <w:spacing w:line="257" w:lineRule="auto"/>
-              <w:rPr>
-                <w:rFonts w:ascii="Arial"/>
-                <w:sz w:val="21"/>
-              </w:rPr>
-            </w:pPr>
-          </w:p>
-          <w:p>
-            <w:pPr>
-              <w:spacing w:line="258" w:lineRule="auto"/>
-              <w:rPr>
-                <w:rFonts w:ascii="Arial"/>
-                <w:sz w:val="21"/>
-              </w:rPr>
-            </w:pPr>
-          </w:p>
-          <w:p>
-            <w:pPr>
               <w:pStyle w:val="7"/>
               <w:spacing w:before="65" w:line="227" w:lineRule="auto"/>
               <w:ind w:left="125"/>
             </w:pPr>
+            <w:bookmarkStart w:id="0" w:name="_GoBack"/>
+            <w:bookmarkEnd w:id="0"/>
             <w:r>
               <w:rPr>
                 <w:spacing w:val="8"/>

--- a/4.质量管理/2.运行记录类文件/040201-内部审核计划.docx
+++ b/4.质量管理/2.运行记录类文件/040201-内部审核计划.docx
@@ -287,12 +287,6 @@
               <w:t>公司</w:t>
             </w:r>
             <w:r>
-              <w:rPr>
-                <w:spacing w:val="-11"/>
-              </w:rPr>
-              <w:t xml:space="preserve"> </w:t>
-            </w:r>
-            <w:r>
               <w:t>ITSS</w:t>
             </w:r>
             <w:r>
@@ -357,8 +351,12 @@
           <w:p>
             <w:pPr>
               <w:pStyle w:val="7"/>
+              <w:numPr>
+                <w:ilvl w:val="0"/>
+                <w:numId w:val="1"/>
+              </w:numPr>
               <w:spacing w:before="123" w:line="220" w:lineRule="auto"/>
-              <w:ind w:left="126"/>
+              <w:ind w:left="425" w:leftChars="0" w:hanging="425" w:firstLineChars="0"/>
               <w:rPr>
                 <w:sz w:val="22"/>
                 <w:szCs w:val="22"/>
@@ -370,7 +368,7 @@
                 <w:sz w:val="22"/>
                 <w:szCs w:val="22"/>
               </w:rPr>
-              <w:t>1、GB/T</w:t>
+              <w:t>GB/T</w:t>
             </w:r>
             <w:r>
               <w:rPr>
@@ -426,8 +424,12 @@
           <w:p>
             <w:pPr>
               <w:pStyle w:val="7"/>
+              <w:numPr>
+                <w:ilvl w:val="0"/>
+                <w:numId w:val="1"/>
+              </w:numPr>
               <w:spacing w:before="205" w:line="220" w:lineRule="auto"/>
-              <w:ind w:left="112"/>
+              <w:ind w:left="425" w:leftChars="0" w:hanging="425" w:firstLineChars="0"/>
               <w:rPr>
                 <w:sz w:val="22"/>
                 <w:szCs w:val="22"/>
@@ -439,7 +441,7 @@
                 <w:sz w:val="22"/>
                 <w:szCs w:val="22"/>
               </w:rPr>
-              <w:t>2、GB/T 28827.2-2012《信</w:t>
+              <w:t>GB/T 28827.2-2012《信</w:t>
             </w:r>
             <w:r>
               <w:rPr>
@@ -485,8 +487,12 @@
           <w:p>
             <w:pPr>
               <w:pStyle w:val="7"/>
+              <w:numPr>
+                <w:ilvl w:val="0"/>
+                <w:numId w:val="1"/>
+              </w:numPr>
               <w:spacing w:before="205" w:line="220" w:lineRule="auto"/>
-              <w:ind w:left="114"/>
+              <w:ind w:left="425" w:leftChars="0" w:hanging="425" w:firstLineChars="0"/>
               <w:rPr>
                 <w:sz w:val="22"/>
                 <w:szCs w:val="22"/>
@@ -498,7 +504,7 @@
                 <w:sz w:val="22"/>
                 <w:szCs w:val="22"/>
               </w:rPr>
-              <w:t xml:space="preserve">3、GB/T 28827.3-2012《信息技术服务 </w:t>
+              <w:t xml:space="preserve">GB/T 28827.3-2012《信息技术服务 </w:t>
             </w:r>
             <w:r>
               <w:rPr>
@@ -544,8 +550,12 @@
           <w:p>
             <w:pPr>
               <w:pStyle w:val="7"/>
+              <w:numPr>
+                <w:ilvl w:val="0"/>
+                <w:numId w:val="1"/>
+              </w:numPr>
               <w:spacing w:before="206" w:line="220" w:lineRule="auto"/>
-              <w:ind w:left="114"/>
+              <w:ind w:left="425" w:leftChars="0" w:hanging="425" w:firstLineChars="0"/>
               <w:rPr>
                 <w:sz w:val="22"/>
                 <w:szCs w:val="22"/>
@@ -553,98 +563,68 @@
             </w:pPr>
             <w:r>
               <w:rPr>
-                <w:rFonts w:hint="eastAsia"/>
+                <w:spacing w:val="-2"/>
+              </w:rPr>
+              <w:t>T/CESA</w:t>
+            </w:r>
+            <w:r>
+              <w:rPr>
+                <w:spacing w:val="34"/>
+              </w:rPr>
+              <w:t xml:space="preserve"> </w:t>
+            </w:r>
+            <w:r>
+              <w:rPr>
+                <w:spacing w:val="-2"/>
+              </w:rPr>
+              <w:t>1299—2023</w:t>
+            </w:r>
+            <w:r>
+              <w:rPr>
                 <w:spacing w:val="-2"/>
                 <w:sz w:val="22"/>
                 <w:szCs w:val="22"/>
-                <w:lang w:val="en-US" w:eastAsia="zh-CN"/>
-              </w:rPr>
-              <w:t>4</w:t>
-            </w:r>
-            <w:r>
-              <w:rPr>
-                <w:spacing w:val="-2"/>
+              </w:rPr>
+              <w:t>《信息技术服务 运行维护服务能力成熟度模型》；</w:t>
+            </w:r>
+          </w:p>
+          <w:p>
+            <w:pPr>
+              <w:pStyle w:val="7"/>
+              <w:numPr>
+                <w:ilvl w:val="0"/>
+                <w:numId w:val="1"/>
+              </w:numPr>
+              <w:spacing w:before="206" w:line="220" w:lineRule="auto"/>
+              <w:ind w:left="425" w:leftChars="0" w:hanging="425" w:firstLineChars="0"/>
+              <w:rPr>
                 <w:sz w:val="22"/>
                 <w:szCs w:val="22"/>
               </w:rPr>
-              <w:t>、</w:t>
-            </w:r>
-            <w:r>
-              <w:rPr>
-                <w:spacing w:val="-2"/>
-              </w:rPr>
-              <w:t>T/CESA</w:t>
-            </w:r>
-            <w:r>
-              <w:rPr>
-                <w:spacing w:val="34"/>
-              </w:rPr>
-              <w:t xml:space="preserve"> </w:t>
-            </w:r>
-            <w:r>
-              <w:rPr>
-                <w:spacing w:val="-2"/>
-              </w:rPr>
-              <w:t>1299—2023</w:t>
-            </w:r>
-            <w:r>
-              <w:rPr>
-                <w:spacing w:val="-2"/>
-                <w:sz w:val="22"/>
-                <w:szCs w:val="22"/>
-              </w:rPr>
-              <w:t>《信息技术服务 运行维护服务能力成熟度模型》；</w:t>
-            </w:r>
-          </w:p>
-          <w:p>
-            <w:pPr>
-              <w:pStyle w:val="7"/>
-              <w:spacing w:before="206" w:line="220" w:lineRule="auto"/>
-              <w:ind w:left="111"/>
-              <w:rPr>
-                <w:sz w:val="22"/>
-                <w:szCs w:val="22"/>
-              </w:rPr>
-            </w:pPr>
-            <w:r>
-              <w:rPr>
-                <w:rFonts w:hint="eastAsia"/>
+            </w:pPr>
+            <w:r>
+              <w:rPr>
                 <w:spacing w:val="-12"/>
                 <w:sz w:val="22"/>
                 <w:szCs w:val="22"/>
-                <w:lang w:val="en-US" w:eastAsia="zh-CN"/>
-              </w:rPr>
-              <w:t>5</w:t>
-            </w:r>
-            <w:r>
-              <w:rPr>
-                <w:spacing w:val="-12"/>
+              </w:rPr>
+              <w:t>《服务级别协议》；</w:t>
+            </w:r>
+          </w:p>
+          <w:p>
+            <w:pPr>
+              <w:pStyle w:val="7"/>
+              <w:numPr>
+                <w:ilvl w:val="0"/>
+                <w:numId w:val="1"/>
+              </w:numPr>
+              <w:spacing w:before="206" w:line="220" w:lineRule="auto"/>
+              <w:ind w:left="425" w:leftChars="0" w:hanging="425" w:firstLineChars="0"/>
+              <w:rPr>
                 <w:sz w:val="22"/>
                 <w:szCs w:val="22"/>
               </w:rPr>
-              <w:t>、《服务级别协议》；</w:t>
-            </w:r>
-          </w:p>
-          <w:p>
-            <w:pPr>
-              <w:pStyle w:val="7"/>
-              <w:spacing w:before="206" w:line="220" w:lineRule="auto"/>
-              <w:ind w:left="114"/>
-              <w:rPr>
-                <w:sz w:val="22"/>
-                <w:szCs w:val="22"/>
-              </w:rPr>
-            </w:pPr>
-            <w:r>
-              <w:rPr>
-                <w:rFonts w:hint="eastAsia"/>
-                <w:lang w:val="en-US" w:eastAsia="zh-CN"/>
-              </w:rPr>
-              <w:t>6</w:t>
-            </w:r>
-            <w:r>
-              <w:t>、</w:t>
-            </w:r>
+            </w:pPr>
             <w:r>
               <w:rPr>
                 <w:sz w:val="22"/>
@@ -1021,8 +1001,6 @@
               <w:spacing w:before="65" w:line="227" w:lineRule="auto"/>
               <w:ind w:left="125"/>
             </w:pPr>
-            <w:bookmarkStart w:id="0" w:name="_GoBack"/>
-            <w:bookmarkEnd w:id="0"/>
             <w:r>
               <w:rPr>
                 <w:spacing w:val="8"/>
@@ -1509,12 +1487,8 @@
               </w:rPr>
               <w:t>时</w:t>
             </w:r>
-            <w:r>
-              <w:rPr>
-                <w:spacing w:val="17"/>
-              </w:rPr>
-              <w:t xml:space="preserve">  </w:t>
-            </w:r>
+            <w:bookmarkStart w:id="0" w:name="_GoBack"/>
+            <w:bookmarkEnd w:id="0"/>
             <w:r>
               <w:rPr>
                 <w:spacing w:val="-5"/>
@@ -3670,6 +3644,31 @@
     </w:r>
   </w:p>
 </w:hdr>
+</file>
+
+<file path=word/numbering.xml><?xml version="1.0" encoding="utf-8"?>
+<w:numbering xmlns:wpc="http://schemas.microsoft.com/office/word/2010/wordprocessingCanvas" xmlns:mc="http://schemas.openxmlformats.org/markup-compatibility/2006" xmlns:o="urn:schemas-microsoft-com:office:office" xmlns:r="http://schemas.openxmlformats.org/officeDocument/2006/relationships" xmlns:m="http://schemas.openxmlformats.org/officeDocument/2006/math" xmlns:v="urn:schemas-microsoft-com:vml" xmlns:wp14="http://schemas.microsoft.com/office/word/2010/wordprocessingDrawing" xmlns:wp="http://schemas.openxmlformats.org/drawingml/2006/wordprocessingDrawing" xmlns:w10="urn:schemas-microsoft-com:office:word" xmlns:w="http://schemas.openxmlformats.org/wordprocessingml/2006/main" xmlns:w14="http://schemas.microsoft.com/office/word/2010/wordml" xmlns:wpg="http://schemas.microsoft.com/office/word/2010/wordprocessingGroup" xmlns:wpi="http://schemas.microsoft.com/office/word/2010/wordprocessingInk" xmlns:wne="http://schemas.microsoft.com/office/word/2006/wordml" xmlns:wps="http://schemas.microsoft.com/office/word/2010/wordprocessingShape" xmlns:wpsCustomData="http://www.wps.cn/officeDocument/2013/wpsCustomData" mc:Ignorable="w14 wp14">
+  <w:abstractNum w:abstractNumId="0">
+    <w:nsid w:val="7E26E0B8"/>
+    <w:multiLevelType w:val="singleLevel"/>
+    <w:tmpl w:val="7E26E0B8"/>
+    <w:lvl w:ilvl="0" w:tentative="0">
+      <w:start w:val="1"/>
+      <w:numFmt w:val="decimal"/>
+      <w:lvlText w:val="%1."/>
+      <w:lvlJc w:val="left"/>
+      <w:pPr>
+        <w:ind w:left="425" w:hanging="425"/>
+      </w:pPr>
+      <w:rPr>
+        <w:rFonts w:hint="default"/>
+      </w:rPr>
+    </w:lvl>
+  </w:abstractNum>
+  <w:num w:numId="1">
+    <w:abstractNumId w:val="0"/>
+  </w:num>
+</w:numbering>
 </file>
 
 <file path=word/styles.xml><?xml version="1.0" encoding="utf-8"?>

--- a/4.质量管理/2.运行记录类文件/040201-内部审核计划.docx
+++ b/4.质量管理/2.运行记录类文件/040201-内部审核计划.docx
@@ -6,6 +6,7 @@
       <w:pPr>
         <w:spacing w:line="1044" w:lineRule="exact"/>
       </w:pPr>
+      <w:bookmarkStart w:id="0" w:name="_GoBack"/>
       <w:r>
         <w:pict>
           <v:shape id="_x0000_s1025" o:spid="_x0000_s1025" style="position:absolute;left:0pt;margin-left:9.1pt;margin-top:53pt;height:0.85pt;width:482.05pt;z-index:251659264;mso-width-relative:page;mso-height-relative:page;" fillcolor="#000000" filled="t" stroked="f" coordsize="9640,17" path="m0,0l9640,0,9640,16,0,16,0,0xe">
@@ -18,6 +19,7 @@
         </w:pict>
       </w:r>
     </w:p>
+    <w:bookmarkEnd w:id="0"/>
     <w:p>
       <w:pPr>
         <w:jc w:val="center"/>
@@ -898,7 +900,7 @@
                 <w:spacing w:val="-10"/>
                 <w:lang w:val="en-US" w:eastAsia="zh-CN"/>
               </w:rPr>
-              <w:t>李平</w:t>
+              <w:t>吴广</w:t>
             </w:r>
           </w:p>
           <w:p>
@@ -1215,8 +1217,9 @@
             <w:r>
               <w:rPr>
                 <w:rFonts w:hint="eastAsia"/>
-              </w:rPr>
-              <w:t>李平</w:t>
+                <w:lang w:eastAsia="zh-CN"/>
+              </w:rPr>
+              <w:t>吴广</w:t>
             </w:r>
             <w:r>
               <w:rPr>
@@ -1485,15 +1488,7 @@
               <w:rPr>
                 <w:spacing w:val="-5"/>
               </w:rPr>
-              <w:t>时</w:t>
-            </w:r>
-            <w:bookmarkStart w:id="0" w:name="_GoBack"/>
-            <w:bookmarkEnd w:id="0"/>
-            <w:r>
-              <w:rPr>
-                <w:spacing w:val="-5"/>
-              </w:rPr>
-              <w:t>间</w:t>
+              <w:t>时间</w:t>
             </w:r>
           </w:p>
         </w:tc>
@@ -3086,13 +3081,18 @@
               <w:pStyle w:val="7"/>
               <w:spacing w:before="65" w:line="228" w:lineRule="auto"/>
               <w:ind w:left="323"/>
+              <w:rPr>
+                <w:rFonts w:hint="eastAsia" w:eastAsia="宋体"/>
+                <w:lang w:eastAsia="zh-CN"/>
+              </w:rPr>
             </w:pPr>
             <w:r>
               <w:rPr>
                 <w:rFonts w:hint="eastAsia"/>
                 <w:spacing w:val="6"/>
-              </w:rPr>
-              <w:t>李平</w:t>
+                <w:lang w:eastAsia="zh-CN"/>
+              </w:rPr>
+              <w:t>吴广</w:t>
             </w:r>
           </w:p>
         </w:tc>
